--- a/Lotrinh_hoc_AI/Transformer/Transfomer.docx
+++ b/Lotrinh_hoc_AI/Transformer/Transfomer.docx
@@ -4,6 +4,9 @@
   <w:body>
     <w:p>
       <w:r>
+        <w:rPr>
+          <w:noProof/>
+        </w:rPr>
         <w:drawing>
           <wp:inline distT="0" distB="0" distL="0" distR="0" wp14:anchorId="1EAC314E" wp14:editId="5FC90A99">
             <wp:extent cx="5943600" cy="3850005"/>
@@ -84,6 +87,9 @@
     </w:p>
     <w:p>
       <w:r>
+        <w:rPr>
+          <w:noProof/>
+        </w:rPr>
         <w:drawing>
           <wp:inline distT="0" distB="0" distL="0" distR="0" wp14:anchorId="3D460F87" wp14:editId="3B4BA96C">
             <wp:extent cx="5943600" cy="1140460"/>
@@ -150,6 +156,9 @@
     </w:p>
     <w:p>
       <w:r>
+        <w:rPr>
+          <w:noProof/>
+        </w:rPr>
         <w:lastRenderedPageBreak/>
         <w:drawing>
           <wp:inline distT="0" distB="0" distL="0" distR="0" wp14:anchorId="5C2273B7" wp14:editId="730E0512">
@@ -249,6 +258,9 @@
     </w:p>
     <w:p>
       <w:r>
+        <w:rPr>
+          <w:noProof/>
+        </w:rPr>
         <w:drawing>
           <wp:inline distT="0" distB="0" distL="0" distR="0" wp14:anchorId="784CED8C" wp14:editId="4F6F51FE">
             <wp:extent cx="5943600" cy="1231265"/>
@@ -426,6 +438,9 @@
     </w:p>
     <w:p>
       <w:r>
+        <w:rPr>
+          <w:noProof/>
+        </w:rPr>
         <w:drawing>
           <wp:inline distT="0" distB="0" distL="0" distR="0" wp14:anchorId="304F16BF" wp14:editId="65286B3C">
             <wp:extent cx="5425910" cy="1486029"/>
@@ -716,6 +731,9 @@
     </w:p>
     <w:p>
       <w:r>
+        <w:rPr>
+          <w:noProof/>
+        </w:rPr>
         <w:drawing>
           <wp:inline distT="0" distB="0" distL="0" distR="0" wp14:anchorId="1104E46D" wp14:editId="3394D57E">
             <wp:extent cx="5943600" cy="1499870"/>
@@ -907,6 +925,9 @@
     </w:p>
     <w:p>
       <w:r>
+        <w:rPr>
+          <w:noProof/>
+        </w:rPr>
         <w:drawing>
           <wp:inline distT="0" distB="0" distL="0" distR="0" wp14:anchorId="7BFEA426" wp14:editId="3E8AE826">
             <wp:extent cx="5943600" cy="4251960"/>
@@ -944,10 +965,281 @@
         </w:drawing>
       </w:r>
     </w:p>
-    <w:p/>
-    <w:p>
-      <w:r>
-        <w:t>==============================================================================</w:t>
+    <w:p>
+      <w:pPr>
+        <w:pBdr>
+          <w:bottom w:val="double" w:sz="6" w:space="1" w:color="auto"/>
+        </w:pBdr>
+      </w:pPr>
+    </w:p>
+    <w:p>
+      <w:pPr>
+        <w:rPr>
+          <w:color w:val="000000" w:themeColor="text1"/>
+        </w:rPr>
+      </w:pPr>
+      <w:r>
+        <w:rPr>
+          <w:color w:val="000000" w:themeColor="text1"/>
+          <w:highlight w:val="yellow"/>
+        </w:rPr>
+        <w:t>Nói thêm về self attention</w:t>
+      </w:r>
+    </w:p>
+    <w:p>
+      <w:pPr>
+        <w:rPr>
+          <w:color w:val="000000" w:themeColor="text1"/>
+        </w:rPr>
+      </w:pPr>
+      <w:r>
+        <w:rPr>
+          <w:color w:val="000000" w:themeColor="text1"/>
+        </w:rPr>
+        <w:drawing>
+          <wp:inline distT="0" distB="0" distL="0" distR="0" wp14:anchorId="71C28593" wp14:editId="6ABB75AE">
+            <wp:extent cx="5943600" cy="2916555"/>
+            <wp:effectExtent l="0" t="0" r="0" b="0"/>
+            <wp:docPr id="748444907" name="Picture 1"/>
+            <wp:cNvGraphicFramePr>
+              <a:graphicFrameLocks xmlns:a="http://schemas.openxmlformats.org/drawingml/2006/main" noChangeAspect="1"/>
+            </wp:cNvGraphicFramePr>
+            <a:graphic xmlns:a="http://schemas.openxmlformats.org/drawingml/2006/main">
+              <a:graphicData uri="http://schemas.openxmlformats.org/drawingml/2006/picture">
+                <pic:pic xmlns:pic="http://schemas.openxmlformats.org/drawingml/2006/picture">
+                  <pic:nvPicPr>
+                    <pic:cNvPr id="748444907" name=""/>
+                    <pic:cNvPicPr/>
+                  </pic:nvPicPr>
+                  <pic:blipFill>
+                    <a:blip r:embed="rId12"/>
+                    <a:stretch>
+                      <a:fillRect/>
+                    </a:stretch>
+                  </pic:blipFill>
+                  <pic:spPr>
+                    <a:xfrm>
+                      <a:off x="0" y="0"/>
+                      <a:ext cx="5943600" cy="2916555"/>
+                    </a:xfrm>
+                    <a:prstGeom prst="rect">
+                      <a:avLst/>
+                    </a:prstGeom>
+                  </pic:spPr>
+                </pic:pic>
+              </a:graphicData>
+            </a:graphic>
+          </wp:inline>
+        </w:drawing>
+      </w:r>
+    </w:p>
+    <w:p>
+      <w:pPr>
+        <w:rPr>
+          <w:color w:val="000000" w:themeColor="text1"/>
+        </w:rPr>
+      </w:pPr>
+      <w:r>
+        <w:rPr>
+          <w:b/>
+          <w:bCs/>
+          <w:color w:val="000000" w:themeColor="text1"/>
+          <w:highlight w:val="cyan"/>
+        </w:rPr>
+        <w:t>Softmax</w:t>
+      </w:r>
+      <w:r>
+        <w:rPr>
+          <w:color w:val="000000" w:themeColor="text1"/>
+          <w:highlight w:val="cyan"/>
+        </w:rPr>
+        <w:t xml:space="preserve"> là một hàm thường dùng trong Machine Learning/Deep Learning để biến một dãy </w:t>
+      </w:r>
+      <w:r>
+        <w:rPr>
+          <w:b/>
+          <w:bCs/>
+          <w:color w:val="000000" w:themeColor="text1"/>
+          <w:highlight w:val="cyan"/>
+        </w:rPr>
+        <w:t>điểm số</w:t>
+      </w:r>
+      <w:r>
+        <w:rPr>
+          <w:color w:val="000000" w:themeColor="text1"/>
+          <w:highlight w:val="cyan"/>
+        </w:rPr>
+        <w:t xml:space="preserve"> thành </w:t>
+      </w:r>
+      <w:r>
+        <w:rPr>
+          <w:b/>
+          <w:bCs/>
+          <w:color w:val="000000" w:themeColor="text1"/>
+          <w:highlight w:val="cyan"/>
+        </w:rPr>
+        <w:t>xác suất</w:t>
+      </w:r>
+      <w:r>
+        <w:rPr>
+          <w:color w:val="000000" w:themeColor="text1"/>
+          <w:highlight w:val="cyan"/>
+        </w:rPr>
+        <w:t>.</w:t>
+      </w:r>
+      <w:r>
+        <w:rPr>
+          <w:color w:val="000000" w:themeColor="text1"/>
+        </w:rPr>
+        <w:t xml:space="preserve"> </w:t>
+      </w:r>
+    </w:p>
+    <w:p>
+      <w:pPr>
+        <w:rPr>
+          <w:color w:val="000000" w:themeColor="text1"/>
+        </w:rPr>
+      </w:pPr>
+      <w:r>
+        <w:rPr>
+          <w:color w:val="000000" w:themeColor="text1"/>
+        </w:rPr>
+        <w:drawing>
+          <wp:inline distT="0" distB="0" distL="0" distR="0" wp14:anchorId="3C9915E7" wp14:editId="4F471C31">
+            <wp:extent cx="5943600" cy="2456180"/>
+            <wp:effectExtent l="0" t="0" r="0" b="1270"/>
+            <wp:docPr id="324470682" name="Picture 1"/>
+            <wp:cNvGraphicFramePr>
+              <a:graphicFrameLocks xmlns:a="http://schemas.openxmlformats.org/drawingml/2006/main" noChangeAspect="1"/>
+            </wp:cNvGraphicFramePr>
+            <a:graphic xmlns:a="http://schemas.openxmlformats.org/drawingml/2006/main">
+              <a:graphicData uri="http://schemas.openxmlformats.org/drawingml/2006/picture">
+                <pic:pic xmlns:pic="http://schemas.openxmlformats.org/drawingml/2006/picture">
+                  <pic:nvPicPr>
+                    <pic:cNvPr id="324470682" name=""/>
+                    <pic:cNvPicPr/>
+                  </pic:nvPicPr>
+                  <pic:blipFill>
+                    <a:blip r:embed="rId13"/>
+                    <a:stretch>
+                      <a:fillRect/>
+                    </a:stretch>
+                  </pic:blipFill>
+                  <pic:spPr>
+                    <a:xfrm>
+                      <a:off x="0" y="0"/>
+                      <a:ext cx="5943600" cy="2456180"/>
+                    </a:xfrm>
+                    <a:prstGeom prst="rect">
+                      <a:avLst/>
+                    </a:prstGeom>
+                  </pic:spPr>
+                </pic:pic>
+              </a:graphicData>
+            </a:graphic>
+          </wp:inline>
+        </w:drawing>
+      </w:r>
+    </w:p>
+    <w:p>
+      <w:pPr>
+        <w:rPr>
+          <w:color w:val="000000" w:themeColor="text1"/>
+        </w:rPr>
+      </w:pPr>
+    </w:p>
+    <w:p>
+      <w:pPr>
+        <w:rPr>
+          <w:color w:val="000000" w:themeColor="text1"/>
+        </w:rPr>
+      </w:pPr>
+      <w:r>
+        <w:rPr>
+          <w:color w:val="000000" w:themeColor="text1"/>
+        </w:rPr>
+        <w:drawing>
+          <wp:inline distT="0" distB="0" distL="0" distR="0" wp14:anchorId="734A81BD" wp14:editId="2D861969">
+            <wp:extent cx="5943600" cy="2305685"/>
+            <wp:effectExtent l="0" t="0" r="0" b="0"/>
+            <wp:docPr id="1383646102" name="Picture 1"/>
+            <wp:cNvGraphicFramePr>
+              <a:graphicFrameLocks xmlns:a="http://schemas.openxmlformats.org/drawingml/2006/main" noChangeAspect="1"/>
+            </wp:cNvGraphicFramePr>
+            <a:graphic xmlns:a="http://schemas.openxmlformats.org/drawingml/2006/main">
+              <a:graphicData uri="http://schemas.openxmlformats.org/drawingml/2006/picture">
+                <pic:pic xmlns:pic="http://schemas.openxmlformats.org/drawingml/2006/picture">
+                  <pic:nvPicPr>
+                    <pic:cNvPr id="1383646102" name=""/>
+                    <pic:cNvPicPr/>
+                  </pic:nvPicPr>
+                  <pic:blipFill>
+                    <a:blip r:embed="rId14"/>
+                    <a:stretch>
+                      <a:fillRect/>
+                    </a:stretch>
+                  </pic:blipFill>
+                  <pic:spPr>
+                    <a:xfrm>
+                      <a:off x="0" y="0"/>
+                      <a:ext cx="5943600" cy="2305685"/>
+                    </a:xfrm>
+                    <a:prstGeom prst="rect">
+                      <a:avLst/>
+                    </a:prstGeom>
+                  </pic:spPr>
+                </pic:pic>
+              </a:graphicData>
+            </a:graphic>
+          </wp:inline>
+        </w:drawing>
+      </w:r>
+    </w:p>
+    <w:p>
+      <w:pPr>
+        <w:rPr>
+          <w:color w:val="000000" w:themeColor="text1"/>
+        </w:rPr>
+      </w:pPr>
+      <w:r>
+        <w:rPr>
+          <w:color w:val="000000" w:themeColor="text1"/>
+        </w:rPr>
+        <w:drawing>
+          <wp:inline distT="0" distB="0" distL="0" distR="0" wp14:anchorId="02963AFA" wp14:editId="5914597F">
+            <wp:extent cx="5943600" cy="2753360"/>
+            <wp:effectExtent l="0" t="0" r="0" b="8890"/>
+            <wp:docPr id="2140368005" name="Picture 1"/>
+            <wp:cNvGraphicFramePr>
+              <a:graphicFrameLocks xmlns:a="http://schemas.openxmlformats.org/drawingml/2006/main" noChangeAspect="1"/>
+            </wp:cNvGraphicFramePr>
+            <a:graphic xmlns:a="http://schemas.openxmlformats.org/drawingml/2006/main">
+              <a:graphicData uri="http://schemas.openxmlformats.org/drawingml/2006/picture">
+                <pic:pic xmlns:pic="http://schemas.openxmlformats.org/drawingml/2006/picture">
+                  <pic:nvPicPr>
+                    <pic:cNvPr id="2140368005" name=""/>
+                    <pic:cNvPicPr/>
+                  </pic:nvPicPr>
+                  <pic:blipFill>
+                    <a:blip r:embed="rId15"/>
+                    <a:stretch>
+                      <a:fillRect/>
+                    </a:stretch>
+                  </pic:blipFill>
+                  <pic:spPr>
+                    <a:xfrm>
+                      <a:off x="0" y="0"/>
+                      <a:ext cx="5943600" cy="2753360"/>
+                    </a:xfrm>
+                    <a:prstGeom prst="rect">
+                      <a:avLst/>
+                    </a:prstGeom>
+                  </pic:spPr>
+                </pic:pic>
+              </a:graphicData>
+            </a:graphic>
+          </wp:inline>
+        </w:drawing>
       </w:r>
     </w:p>
     <w:sectPr>

--- a/Lotrinh_hoc_AI/Transformer/Transfomer.docx
+++ b/Lotrinh_hoc_AI/Transformer/Transfomer.docx
@@ -1,9 +1,12 @@
 
 <file path=word/document.xml><?xml version="1.0" encoding="utf-8"?>
-<w:document xmlns:wpc="http://schemas.microsoft.com/office/word/2010/wordprocessingCanvas" xmlns:cx="http://schemas.microsoft.com/office/drawing/2014/chartex" xmlns:cx1="http://schemas.microsoft.com/office/drawing/2015/9/8/chartex" xmlns:cx2="http://schemas.microsoft.com/office/drawing/2015/10/21/chartex" xmlns:cx3="http://schemas.microsoft.com/office/drawing/2016/5/9/chartex" xmlns:cx4="http://schemas.microsoft.com/office/drawing/2016/5/10/chartex" xmlns:cx5="http://schemas.microsoft.com/office/drawing/2016/5/11/chartex" xmlns:cx6="http://schemas.microsoft.com/office/drawing/2016/5/12/chartex" xmlns:cx7="http://schemas.microsoft.com/office/drawing/2016/5/13/chartex" xmlns:cx8="http://schemas.microsoft.com/office/drawing/2016/5/14/chartex" xmlns:mc="http://schemas.openxmlformats.org/markup-compatibility/2006" xmlns:aink="http://schemas.microsoft.com/office/drawing/2016/ink" xmlns:am3d="http://schemas.microsoft.com/office/drawing/2017/model3d" xmlns:o="urn:schemas-microsoft-com:office:office" xmlns:oel="http://schemas.microsoft.com/office/2019/extlst" xmlns:r="http://schemas.openxmlformats.org/officeDocument/2006/relationships" xmlns:m="http://schemas.openxmlformats.org/officeDocument/2006/math" xmlns:v="urn:schemas-microsoft-com:vml" xmlns:wp14="http://schemas.microsoft.com/office/word/2010/wordprocessingDrawing" xmlns:wp="http://schemas.openxmlformats.org/drawingml/2006/wordprocessingDrawing" xmlns:w10="urn:schemas-microsoft-com:office:word" xmlns:w="http://schemas.openxmlformats.org/wordprocessingml/2006/main" xmlns:w14="http://schemas.microsoft.com/office/word/2010/wordml" xmlns:w15="http://schemas.microsoft.com/office/word/2012/wordml" xmlns:w16cex="http://schemas.microsoft.com/office/word/2018/wordml/cex" xmlns:w16cid="http://schemas.microsoft.com/office/word/2016/wordml/cid" xmlns:w16="http://schemas.microsoft.com/office/word/2018/wordml" xmlns:w16du="http://schemas.microsoft.com/office/word/2023/wordml/word16du" xmlns:w16sdtdh="http://schemas.microsoft.com/office/word/2020/wordml/sdtdatahash" xmlns:w16sdtfl="http://schemas.microsoft.com/office/word/2024/wordml/sdtformatlock" xmlns:w16se="http://schemas.microsoft.com/office/word/2015/wordml/symex" xmlns:wpg="http://schemas.microsoft.com/office/word/2010/wordprocessingGroup" xmlns:wpi="http://schemas.microsoft.com/office/word/2010/wordprocessingInk" xmlns:wne="http://schemas.microsoft.com/office/word/2006/wordml" xmlns:wps="http://schemas.microsoft.com/office/word/2010/wordprocessingShape" mc:Ignorable="w14 w15 w16se w16cid w16 w16cex w16sdtdh w16sdtfl w16du wp14">
+<w:document xmlns:wpc="http://schemas.microsoft.com/office/word/2010/wordprocessingCanvas" xmlns:cx="http://schemas.microsoft.com/office/drawing/2014/chartex" xmlns:mc="http://schemas.openxmlformats.org/markup-compatibility/2006" xmlns:o="urn:schemas-microsoft-com:office:office" xmlns:r="http://schemas.openxmlformats.org/officeDocument/2006/relationships" xmlns:m="http://schemas.openxmlformats.org/officeDocument/2006/math" xmlns:v="urn:schemas-microsoft-com:vml" xmlns:wp14="http://schemas.microsoft.com/office/word/2010/wordprocessingDrawing" xmlns:wp="http://schemas.openxmlformats.org/drawingml/2006/wordprocessingDrawing" xmlns:w10="urn:schemas-microsoft-com:office:word" xmlns:w="http://schemas.openxmlformats.org/wordprocessingml/2006/main" xmlns:w14="http://schemas.microsoft.com/office/word/2010/wordml" xmlns:w15="http://schemas.microsoft.com/office/word/2012/wordml" xmlns:w16se="http://schemas.microsoft.com/office/word/2015/wordml/symex" xmlns:wpg="http://schemas.microsoft.com/office/word/2010/wordprocessingGroup" xmlns:wpi="http://schemas.microsoft.com/office/word/2010/wordprocessingInk" xmlns:wne="http://schemas.microsoft.com/office/word/2006/wordml" xmlns:wps="http://schemas.microsoft.com/office/word/2010/wordprocessingShape" mc:Ignorable="w14 w15 w16se wp14">
   <w:body>
     <w:p>
       <w:r>
+        <w:rPr>
+          <w:noProof/>
+        </w:rPr>
         <w:drawing>
           <wp:inline distT="0" distB="0" distL="0" distR="0" wp14:anchorId="1EAC314E" wp14:editId="5FC90A99">
             <wp:extent cx="5943600" cy="3850005"/>
@@ -41,6 +44,46 @@
         </w:drawing>
       </w:r>
     </w:p>
+    <w:p>
+      <w:r>
+        <w:lastRenderedPageBreak/>
+        <w:drawing>
+          <wp:inline distT="0" distB="0" distL="0" distR="0" wp14:anchorId="7D6F218F" wp14:editId="2B677857">
+            <wp:extent cx="4572638" cy="5715798"/>
+            <wp:effectExtent l="0" t="0" r="0" b="0"/>
+            <wp:docPr id="4" name="Picture 4"/>
+            <wp:cNvGraphicFramePr>
+              <a:graphicFrameLocks xmlns:a="http://schemas.openxmlformats.org/drawingml/2006/main" noChangeAspect="1"/>
+            </wp:cNvGraphicFramePr>
+            <a:graphic xmlns:a="http://schemas.openxmlformats.org/drawingml/2006/main">
+              <a:graphicData uri="http://schemas.openxmlformats.org/drawingml/2006/picture">
+                <pic:pic xmlns:pic="http://schemas.openxmlformats.org/drawingml/2006/picture">
+                  <pic:nvPicPr>
+                    <pic:cNvPr id="1" name=""/>
+                    <pic:cNvPicPr/>
+                  </pic:nvPicPr>
+                  <pic:blipFill>
+                    <a:blip r:embed="rId6"/>
+                    <a:stretch>
+                      <a:fillRect/>
+                    </a:stretch>
+                  </pic:blipFill>
+                  <pic:spPr>
+                    <a:xfrm>
+                      <a:off x="0" y="0"/>
+                      <a:ext cx="4572638" cy="5715798"/>
+                    </a:xfrm>
+                    <a:prstGeom prst="rect">
+                      <a:avLst/>
+                    </a:prstGeom>
+                  </pic:spPr>
+                </pic:pic>
+              </a:graphicData>
+            </a:graphic>
+          </wp:inline>
+        </w:drawing>
+      </w:r>
+    </w:p>
     <w:p/>
     <w:p>
       <w:pPr>
@@ -84,6 +127,9 @@
     </w:p>
     <w:p>
       <w:r>
+        <w:rPr>
+          <w:noProof/>
+        </w:rPr>
         <w:drawing>
           <wp:inline distT="0" distB="0" distL="0" distR="0" wp14:anchorId="3D460F87" wp14:editId="3B4BA96C">
             <wp:extent cx="5943600" cy="1140460"/>
@@ -100,7 +146,7 @@
                     <pic:cNvPicPr/>
                   </pic:nvPicPr>
                   <pic:blipFill>
-                    <a:blip r:embed="rId6"/>
+                    <a:blip r:embed="rId7"/>
                     <a:stretch>
                       <a:fillRect/>
                     </a:stretch>
@@ -126,6 +172,7 @@
         <w:rPr>
           <w:highlight w:val="cyan"/>
         </w:rPr>
+        <w:lastRenderedPageBreak/>
         <w:t>Tại sao nó cắt được token 1523</w:t>
       </w:r>
       <w:r>
@@ -150,7 +197,9 @@
     </w:p>
     <w:p>
       <w:r>
-        <w:lastRenderedPageBreak/>
+        <w:rPr>
+          <w:noProof/>
+        </w:rPr>
         <w:drawing>
           <wp:inline distT="0" distB="0" distL="0" distR="0" wp14:anchorId="5C2273B7" wp14:editId="730E0512">
             <wp:extent cx="5943600" cy="1953895"/>
@@ -167,7 +216,7 @@
                     <pic:cNvPicPr/>
                   </pic:nvPicPr>
                   <pic:blipFill>
-                    <a:blip r:embed="rId7"/>
+                    <a:blip r:embed="rId8"/>
                     <a:stretch>
                       <a:fillRect/>
                     </a:stretch>
@@ -249,6 +298,9 @@
     </w:p>
     <w:p>
       <w:r>
+        <w:rPr>
+          <w:noProof/>
+        </w:rPr>
         <w:drawing>
           <wp:inline distT="0" distB="0" distL="0" distR="0" wp14:anchorId="784CED8C" wp14:editId="4F6F51FE">
             <wp:extent cx="5943600" cy="1231265"/>
@@ -265,7 +317,7 @@
                     <pic:cNvPicPr/>
                   </pic:nvPicPr>
                   <pic:blipFill>
-                    <a:blip r:embed="rId8"/>
+                    <a:blip r:embed="rId9"/>
                     <a:stretch>
                       <a:fillRect/>
                     </a:stretch>
@@ -327,6 +379,7 @@
     </w:p>
     <w:p>
       <w:r>
+        <w:lastRenderedPageBreak/>
         <w:t xml:space="preserve">  Huấn luyện → các con số trong E được chỉnh dần cho có nghĩa</w:t>
       </w:r>
     </w:p>
@@ -426,6 +479,9 @@
     </w:p>
     <w:p>
       <w:r>
+        <w:rPr>
+          <w:noProof/>
+        </w:rPr>
         <w:drawing>
           <wp:inline distT="0" distB="0" distL="0" distR="0" wp14:anchorId="304F16BF" wp14:editId="65286B3C">
             <wp:extent cx="5425910" cy="1486029"/>
@@ -442,7 +498,7 @@
                     <pic:cNvPicPr/>
                   </pic:nvPicPr>
                   <pic:blipFill>
-                    <a:blip r:embed="rId9"/>
+                    <a:blip r:embed="rId10"/>
                     <a:stretch>
                       <a:fillRect/>
                     </a:stretch>
@@ -609,6 +665,7 @@
     </w:p>
     <w:p>
       <w:r>
+        <w:lastRenderedPageBreak/>
         <w:t>==============================================================================</w:t>
       </w:r>
     </w:p>
@@ -716,6 +773,9 @@
     </w:p>
     <w:p>
       <w:r>
+        <w:rPr>
+          <w:noProof/>
+        </w:rPr>
         <w:drawing>
           <wp:inline distT="0" distB="0" distL="0" distR="0" wp14:anchorId="1104E46D" wp14:editId="3394D57E">
             <wp:extent cx="5943600" cy="1499870"/>
@@ -732,7 +792,7 @@
                     <pic:cNvPicPr/>
                   </pic:nvPicPr>
                   <pic:blipFill>
-                    <a:blip r:embed="rId10"/>
+                    <a:blip r:embed="rId11"/>
                     <a:stretch>
                       <a:fillRect/>
                     </a:stretch>
@@ -907,6 +967,10 @@
     </w:p>
     <w:p>
       <w:r>
+        <w:rPr>
+          <w:noProof/>
+        </w:rPr>
+        <w:lastRenderedPageBreak/>
         <w:drawing>
           <wp:inline distT="0" distB="0" distL="0" distR="0" wp14:anchorId="7BFEA426" wp14:editId="3E8AE826">
             <wp:extent cx="5943600" cy="4251960"/>
@@ -923,7 +987,7 @@
                     <pic:cNvPicPr/>
                   </pic:nvPicPr>
                   <pic:blipFill>
-                    <a:blip r:embed="rId11"/>
+                    <a:blip r:embed="rId12"/>
                     <a:stretch>
                       <a:fillRect/>
                     </a:stretch>
@@ -950,6 +1014,536 @@
         <w:t>==============================================================================</w:t>
       </w:r>
     </w:p>
+    <w:p>
+      <w:pPr>
+        <w:rPr>
+          <w:b/>
+          <w:sz w:val="32"/>
+          <w:szCs w:val="32"/>
+        </w:rPr>
+      </w:pPr>
+      <w:r>
+        <w:rPr>
+          <w:b/>
+          <w:sz w:val="32"/>
+          <w:szCs w:val="32"/>
+          <w:highlight w:val="cyan"/>
+        </w:rPr>
+        <w:t>5. Sang phần 3 lớp Encoder block :</w:t>
+      </w:r>
+    </w:p>
+    <w:p>
+      <w:r>
+        <w:drawing>
+          <wp:inline distT="0" distB="0" distL="0" distR="0" wp14:anchorId="3C08BC0C" wp14:editId="6A4F2159">
+            <wp:extent cx="5943600" cy="2424023"/>
+            <wp:effectExtent l="0" t="0" r="0" b="0"/>
+            <wp:docPr id="1" name="Picture 1"/>
+            <wp:cNvGraphicFramePr>
+              <a:graphicFrameLocks xmlns:a="http://schemas.openxmlformats.org/drawingml/2006/main" noChangeAspect="1"/>
+            </wp:cNvGraphicFramePr>
+            <a:graphic xmlns:a="http://schemas.openxmlformats.org/drawingml/2006/main">
+              <a:graphicData uri="http://schemas.openxmlformats.org/drawingml/2006/picture">
+                <pic:pic xmlns:pic="http://schemas.openxmlformats.org/drawingml/2006/picture">
+                  <pic:nvPicPr>
+                    <pic:cNvPr id="1" name=""/>
+                    <pic:cNvPicPr/>
+                  </pic:nvPicPr>
+                  <pic:blipFill>
+                    <a:blip r:embed="rId13"/>
+                    <a:stretch>
+                      <a:fillRect/>
+                    </a:stretch>
+                  </pic:blipFill>
+                  <pic:spPr>
+                    <a:xfrm>
+                      <a:off x="0" y="0"/>
+                      <a:ext cx="5953514" cy="2428066"/>
+                    </a:xfrm>
+                    <a:prstGeom prst="rect">
+                      <a:avLst/>
+                    </a:prstGeom>
+                  </pic:spPr>
+                </pic:pic>
+              </a:graphicData>
+            </a:graphic>
+          </wp:inline>
+        </w:drawing>
+      </w:r>
+    </w:p>
+    <w:p/>
+    <w:p>
+      <w:r>
+        <w:lastRenderedPageBreak/>
+        <w:t xml:space="preserve">Các block có các cấu trúc giống nhau, nhưng trọng số riêng, mỗi block gồm 2 lớp con: </w:t>
+      </w:r>
+    </w:p>
+    <w:p>
+      <w:pPr>
+        <w:ind w:left="720"/>
+      </w:pPr>
+      <w:r>
+        <w:rPr>
+          <w:b/>
+          <w:highlight w:val="cyan"/>
+        </w:rPr>
+        <w:t>1</w:t>
+      </w:r>
+      <w:r>
+        <w:rPr>
+          <w:b/>
+          <w:highlight w:val="cyan"/>
+        </w:rPr>
+        <w:t>. Multi – head self –attention:</w:t>
+      </w:r>
+      <w:r>
+        <w:rPr>
+          <w:b/>
+        </w:rPr>
+        <w:t xml:space="preserve"> </w:t>
+      </w:r>
+      <w:r>
+        <w:t xml:space="preserve">Mỗi token “nhìn” mội token khác trong câu để quyết định nên lấy thông tin từ đâu. ví dụ </w:t>
+      </w:r>
+      <w:r>
+        <w:rPr>
+          <w:color w:val="FF0000"/>
+        </w:rPr>
+        <w:t>beautiful</w:t>
+      </w:r>
+      <w:r>
+        <w:t xml:space="preserve">  sẽ chú ý mạnh vào từ </w:t>
+      </w:r>
+      <w:r>
+        <w:rPr>
+          <w:color w:val="FF0000"/>
+        </w:rPr>
+        <w:t>girl</w:t>
+      </w:r>
+      <w:r>
+        <w:t>.</w:t>
+      </w:r>
+      <w:r>
+        <w:t xml:space="preserve"> </w:t>
+      </w:r>
+      <w:r>
+        <w:t xml:space="preserve">Encoder không dùng mask, nên mỗi từ thấy được cả phía trước và phía sau (hai chiều) </w:t>
+      </w:r>
+    </w:p>
+    <w:p>
+      <w:pPr>
+        <w:pStyle w:val="NormalWeb"/>
+        <w:ind w:left="720"/>
+        <w:rPr>
+          <w:highlight w:val="darkGray"/>
+        </w:rPr>
+      </w:pPr>
+      <w:r>
+        <w:rPr>
+          <w:rStyle w:val="Strong"/>
+          <w:rFonts w:eastAsiaTheme="majorEastAsia"/>
+          <w:highlight w:val="darkGray"/>
+        </w:rPr>
+        <w:t>Self-attention làm gì?</w:t>
+      </w:r>
+      <w:r>
+        <w:rPr>
+          <w:highlight w:val="darkGray"/>
+        </w:rPr>
+        <w:t xml:space="preserve"> Khi mô hình xử lý một từ, nó “nhìn” sang các từ khác trong câu để hiểu ngữ cảnh. Ví dụ trong câu </w:t>
+      </w:r>
+      <w:r>
+        <w:rPr>
+          <w:rStyle w:val="Emphasis"/>
+          <w:rFonts w:eastAsiaTheme="majorEastAsia"/>
+          <w:highlight w:val="darkGray"/>
+        </w:rPr>
+        <w:t>“Tôi ra ngân hàng rút tiền”</w:t>
+      </w:r>
+      <w:r>
+        <w:rPr>
+          <w:highlight w:val="darkGray"/>
+        </w:rPr>
+        <w:t xml:space="preserve">, để hiểu “ngân hàng” là tổ chức tài chính chứ không phải bờ sông, mô hình cần nhìn thấy từ “rút tiền” đứng </w:t>
+      </w:r>
+      <w:r>
+        <w:rPr>
+          <w:rStyle w:val="Strong"/>
+          <w:rFonts w:eastAsiaTheme="majorEastAsia"/>
+          <w:highlight w:val="darkGray"/>
+        </w:rPr>
+        <w:t>phía sau</w:t>
+      </w:r>
+      <w:r>
+        <w:rPr>
+          <w:highlight w:val="darkGray"/>
+        </w:rPr>
+        <w:t xml:space="preserve"> nó.</w:t>
+      </w:r>
+    </w:p>
+    <w:p>
+      <w:pPr>
+        <w:pStyle w:val="NormalWeb"/>
+        <w:ind w:left="720"/>
+        <w:rPr>
+          <w:highlight w:val="darkGray"/>
+        </w:rPr>
+      </w:pPr>
+      <w:r>
+        <w:rPr>
+          <w:rStyle w:val="Strong"/>
+          <w:rFonts w:eastAsiaTheme="majorEastAsia"/>
+          <w:highlight w:val="darkGray"/>
+        </w:rPr>
+        <w:t>Mask là gì?</w:t>
+      </w:r>
+      <w:r>
+        <w:rPr>
+          <w:highlight w:val="darkGray"/>
+        </w:rPr>
+        <w:t xml:space="preserve"> Mask là một cách “che mắt” mô hình, không cho một từ nhìn thấy một số từ khác. Về kỹ thuật, các vị trí bị che sẽ được gán điểm attention bằng −∞ trước khi qua softmax, nên trọng số sau softmax bằng 0 và từ đó coi như không tồn tại.</w:t>
+      </w:r>
+    </w:p>
+    <w:p>
+      <w:pPr>
+        <w:pStyle w:val="NormalWeb"/>
+        <w:ind w:left="720"/>
+      </w:pPr>
+      <w:r>
+        <w:rPr>
+          <w:rStyle w:val="Strong"/>
+          <w:rFonts w:eastAsiaTheme="majorEastAsia"/>
+          <w:highlight w:val="darkGray"/>
+        </w:rPr>
+        <w:t>Encoder không dùng mask</w:t>
+      </w:r>
+      <w:r>
+        <w:rPr>
+          <w:highlight w:val="darkGray"/>
+        </w:rPr>
+        <w:t xml:space="preserve"> nghĩa là mọi từ được phép nhìn mọi từ khác trong câu, cả trước lẫn sau. Với câu 4 từ “Tôi / ra / ngân hàng / rút tiền”, ma trận “ai được nhìn ai” là:</w:t>
+      </w:r>
+    </w:p>
+    <w:p>
+      <w:pPr>
+        <w:ind w:left="720"/>
+      </w:pPr>
+      <w:r>
+        <w:t xml:space="preserve"> </w:t>
+      </w:r>
+      <w:r>
+        <w:rPr>
+          <w:color w:val="FF0000"/>
+        </w:rPr>
+        <w:t xml:space="preserve"> </w:t>
+      </w:r>
+      <w:r>
+        <w:t xml:space="preserve"> </w:t>
+      </w:r>
+      <w:r>
+        <w:rPr>
+          <w:b/>
+        </w:rPr>
+        <w:t xml:space="preserve"> </w:t>
+      </w:r>
+      <w:r>
+        <w:tab/>
+      </w:r>
+      <w:r>
+        <w:tab/>
+      </w:r>
+      <w:r>
+        <w:tab/>
+      </w:r>
+      <w:r>
+        <w:drawing>
+          <wp:inline distT="0" distB="0" distL="0" distR="0" wp14:anchorId="4F6A4707" wp14:editId="3B33B8BA">
+            <wp:extent cx="4401164" cy="1390844"/>
+            <wp:effectExtent l="0" t="0" r="0" b="0"/>
+            <wp:docPr id="2" name="Picture 2"/>
+            <wp:cNvGraphicFramePr>
+              <a:graphicFrameLocks xmlns:a="http://schemas.openxmlformats.org/drawingml/2006/main" noChangeAspect="1"/>
+            </wp:cNvGraphicFramePr>
+            <a:graphic xmlns:a="http://schemas.openxmlformats.org/drawingml/2006/main">
+              <a:graphicData uri="http://schemas.openxmlformats.org/drawingml/2006/picture">
+                <pic:pic xmlns:pic="http://schemas.openxmlformats.org/drawingml/2006/picture">
+                  <pic:nvPicPr>
+                    <pic:cNvPr id="1" name=""/>
+                    <pic:cNvPicPr/>
+                  </pic:nvPicPr>
+                  <pic:blipFill>
+                    <a:blip r:embed="rId14"/>
+                    <a:stretch>
+                      <a:fillRect/>
+                    </a:stretch>
+                  </pic:blipFill>
+                  <pic:spPr>
+                    <a:xfrm>
+                      <a:off x="0" y="0"/>
+                      <a:ext cx="4401164" cy="1390844"/>
+                    </a:xfrm>
+                    <a:prstGeom prst="rect">
+                      <a:avLst/>
+                    </a:prstGeom>
+                  </pic:spPr>
+                </pic:pic>
+              </a:graphicData>
+            </a:graphic>
+          </wp:inline>
+        </w:drawing>
+      </w:r>
+    </w:p>
+    <w:p>
+      <w:pPr>
+        <w:ind w:left="720"/>
+      </w:pPr>
+      <w:r>
+        <w:rPr>
+          <w:highlight w:val="darkGray"/>
+        </w:rPr>
+        <w:t xml:space="preserve">Từ “ngân hàng” thấy được “Tôi, ra” (bên trái) và “rút tiền” (bên phải), tức là </w:t>
+      </w:r>
+      <w:r>
+        <w:rPr>
+          <w:rStyle w:val="Strong"/>
+          <w:highlight w:val="darkGray"/>
+        </w:rPr>
+        <w:t>hai chiều</w:t>
+      </w:r>
+      <w:r>
+        <w:rPr>
+          <w:highlight w:val="darkGray"/>
+        </w:rPr>
+        <w:t xml:space="preserve"> (bidirectional). Nhờ vậy nó hiểu ngữ cảnh đầy đủ. Đây là lý do BERT (chỉ dùng Encoder) rất mạnh cho các bài toán </w:t>
+      </w:r>
+      <w:r>
+        <w:rPr>
+          <w:rStyle w:val="Emphasis"/>
+          <w:highlight w:val="darkGray"/>
+        </w:rPr>
+        <w:t>hiểu</w:t>
+      </w:r>
+      <w:r>
+        <w:rPr>
+          <w:highlight w:val="darkGray"/>
+        </w:rPr>
+        <w:t xml:space="preserve"> văn bản như phân loại, tìm kiếm hay trả lời câu hỏi.</w:t>
+      </w:r>
+    </w:p>
+    <w:p>
+      <w:pPr>
+        <w:ind w:left="720"/>
+      </w:pPr>
+      <w:r>
+        <w:t>Ngược lại, Decoder dùng causal mask (mask nhân quả):</w:t>
+      </w:r>
+    </w:p>
+    <w:p>
+      <w:pPr>
+        <w:ind w:left="720"/>
+      </w:pPr>
+      <w:r>
+        <w:drawing>
+          <wp:inline distT="0" distB="0" distL="0" distR="0" wp14:anchorId="1532D7BA" wp14:editId="5A8AB251">
+            <wp:extent cx="4124901" cy="1305107"/>
+            <wp:effectExtent l="0" t="0" r="9525" b="9525"/>
+            <wp:docPr id="3" name="Picture 3"/>
+            <wp:cNvGraphicFramePr>
+              <a:graphicFrameLocks xmlns:a="http://schemas.openxmlformats.org/drawingml/2006/main" noChangeAspect="1"/>
+            </wp:cNvGraphicFramePr>
+            <a:graphic xmlns:a="http://schemas.openxmlformats.org/drawingml/2006/main">
+              <a:graphicData uri="http://schemas.openxmlformats.org/drawingml/2006/picture">
+                <pic:pic xmlns:pic="http://schemas.openxmlformats.org/drawingml/2006/picture">
+                  <pic:nvPicPr>
+                    <pic:cNvPr id="1" name=""/>
+                    <pic:cNvPicPr/>
+                  </pic:nvPicPr>
+                  <pic:blipFill>
+                    <a:blip r:embed="rId15"/>
+                    <a:stretch>
+                      <a:fillRect/>
+                    </a:stretch>
+                  </pic:blipFill>
+                  <pic:spPr>
+                    <a:xfrm>
+                      <a:off x="0" y="0"/>
+                      <a:ext cx="4124901" cy="1305107"/>
+                    </a:xfrm>
+                    <a:prstGeom prst="rect">
+                      <a:avLst/>
+                    </a:prstGeom>
+                  </pic:spPr>
+                </pic:pic>
+              </a:graphicData>
+            </a:graphic>
+          </wp:inline>
+        </w:drawing>
+      </w:r>
+    </w:p>
+    <w:p>
+      <w:pPr>
+        <w:pStyle w:val="NormalWeb"/>
+        <w:ind w:left="720"/>
+        <w:rPr>
+          <w:highlight w:val="darkGray"/>
+        </w:rPr>
+      </w:pPr>
+      <w:r>
+        <w:rPr>
+          <w:highlight w:val="darkGray"/>
+        </w:rPr>
+        <w:t xml:space="preserve">Mỗi từ chỉ thấy chính nó và các từ phía trước, tức là </w:t>
+      </w:r>
+      <w:r>
+        <w:rPr>
+          <w:rStyle w:val="Strong"/>
+          <w:rFonts w:eastAsiaTheme="majorEastAsia"/>
+          <w:highlight w:val="darkGray"/>
+        </w:rPr>
+        <w:t>một chiều</w:t>
+      </w:r>
+      <w:r>
+        <w:rPr>
+          <w:highlight w:val="darkGray"/>
+        </w:rPr>
+        <w:t xml:space="preserve">. Lý do là Decoder dùng để </w:t>
+      </w:r>
+      <w:r>
+        <w:rPr>
+          <w:rStyle w:val="Emphasis"/>
+          <w:rFonts w:eastAsiaTheme="majorEastAsia"/>
+          <w:highlight w:val="darkGray"/>
+        </w:rPr>
+        <w:t>sinh</w:t>
+      </w:r>
+      <w:r>
+        <w:rPr>
+          <w:highlight w:val="darkGray"/>
+        </w:rPr>
+        <w:t xml:space="preserve"> văn bản từng từ một (như GPT). Khi đoán từ tiếp theo, mô hình không được phép </w:t>
+      </w:r>
+      <w:r>
+        <w:rPr>
+          <w:highlight w:val="darkGray"/>
+        </w:rPr>
+        <w:lastRenderedPageBreak/>
+        <w:t>“nhìn trộm” đáp án ở phía sau, nếu không lúc huấn luyện nó sẽ gian lận và lúc chạy thật sẽ không hoạt động.</w:t>
+      </w:r>
+    </w:p>
+    <w:p>
+      <w:pPr>
+        <w:pStyle w:val="NormalWeb"/>
+        <w:ind w:left="720"/>
+      </w:pPr>
+      <w:r>
+        <w:rPr>
+          <w:highlight w:val="darkGray"/>
+        </w:rPr>
+        <w:t>Tóm lại, Encoder được xem toàn bộ câu cùng lúc nên hiểu ngữ cảnh hai chiều, còn Decoder phải “che” tương lai vì nhiệm vụ của nó là dự đoán tương lai.</w:t>
+      </w:r>
+    </w:p>
+    <w:p>
+      <w:pPr>
+        <w:ind w:left="720"/>
+      </w:pPr>
+    </w:p>
+    <w:p>
+      <w:pPr>
+        <w:ind w:left="720"/>
+      </w:pPr>
+      <w:r>
+        <w:rPr>
+          <w:b/>
+        </w:rPr>
+        <w:t>2.</w:t>
+      </w:r>
+      <w:r>
+        <w:rPr>
+          <w:rStyle w:val="Heading1Char"/>
+        </w:rPr>
+        <w:t xml:space="preserve"> </w:t>
+      </w:r>
+      <w:r>
+        <w:rPr>
+          <w:rStyle w:val="Strong"/>
+        </w:rPr>
+        <w:t>Feed-forward network:</w:t>
+      </w:r>
+      <w:r>
+        <w:t xml:space="preserve"> hai lớp tuyến tính với ReLU/GELU ở giữa, áp dụng độc lập lên từng vị trí.</w:t>
+      </w:r>
+    </w:p>
+    <w:p>
+      <w:pPr>
+        <w:ind w:left="720"/>
+      </w:pPr>
+      <w:r>
+        <w:t xml:space="preserve">Mỗi lớp con đều có residual connection (cộng tắt đầu vào vào đầu ra) và LayerNorm, tức là </w:t>
+      </w:r>
+      <w:r>
+        <w:t xml:space="preserve"> </w:t>
+      </w:r>
+      <w:r>
+        <w:rPr>
+          <w:color w:val="FF0000"/>
+        </w:rPr>
+        <w:t>x</w:t>
+      </w:r>
+      <w:r>
+        <w:rPr>
+          <w:rStyle w:val="HTMLCode"/>
+          <w:rFonts w:eastAsiaTheme="majorEastAsia"/>
+          <w:color w:val="FF0000"/>
+        </w:rPr>
+        <w:t xml:space="preserve"> = LayerNorm(x + Sublayer(x))</w:t>
+      </w:r>
+      <w:r>
+        <w:rPr>
+          <w:color w:val="FF0000"/>
+        </w:rPr>
+        <w:t xml:space="preserve">. </w:t>
+      </w:r>
+      <w:r>
+        <w:t>Kích thước giữ nguyên (5, 512) qua mọi block, nên có thể chồng bao nhiêu block cũng được.</w:t>
+      </w:r>
+    </w:p>
+    <w:p>
+      <w:pPr>
+        <w:ind w:left="720"/>
+      </w:pPr>
+    </w:p>
+    <w:p>
+      <w:pPr>
+        <w:ind w:left="720"/>
+      </w:pPr>
+    </w:p>
+    <w:p>
+      <w:pPr>
+        <w:ind w:left="720"/>
+      </w:pPr>
+    </w:p>
+    <w:p>
+      <w:pPr>
+        <w:ind w:left="720"/>
+      </w:pPr>
+    </w:p>
+    <w:p>
+      <w:pPr>
+        <w:ind w:left="720"/>
+      </w:pPr>
+    </w:p>
+    <w:p>
+      <w:pPr>
+        <w:ind w:left="720"/>
+      </w:pPr>
+    </w:p>
+    <w:p>
+      <w:pPr>
+        <w:ind w:left="720"/>
+      </w:pPr>
+      <w:bookmarkStart w:id="0" w:name="_GoBack"/>
+      <w:bookmarkEnd w:id="0"/>
+    </w:p>
     <w:sectPr>
       <w:pgSz w:w="12240" w:h="15840"/>
       <w:pgMar w:top="1440" w:right="1440" w:bottom="1440" w:left="1440" w:header="720" w:footer="720" w:gutter="0"/>
@@ -961,7 +1555,7 @@
 </file>
 
 <file path=word/numbering.xml><?xml version="1.0" encoding="utf-8"?>
-<w:numbering xmlns:wpc="http://schemas.microsoft.com/office/word/2010/wordprocessingCanvas" xmlns:cx="http://schemas.microsoft.com/office/drawing/2014/chartex" xmlns:cx1="http://schemas.microsoft.com/office/drawing/2015/9/8/chartex" xmlns:cx2="http://schemas.microsoft.com/office/drawing/2015/10/21/chartex" xmlns:cx3="http://schemas.microsoft.com/office/drawing/2016/5/9/chartex" xmlns:cx4="http://schemas.microsoft.com/office/drawing/2016/5/10/chartex" xmlns:cx5="http://schemas.microsoft.com/office/drawing/2016/5/11/chartex" xmlns:cx6="http://schemas.microsoft.com/office/drawing/2016/5/12/chartex" xmlns:cx7="http://schemas.microsoft.com/office/drawing/2016/5/13/chartex" xmlns:cx8="http://schemas.microsoft.com/office/drawing/2016/5/14/chartex" xmlns:mc="http://schemas.openxmlformats.org/markup-compatibility/2006" xmlns:aink="http://schemas.microsoft.com/office/drawing/2016/ink" xmlns:am3d="http://schemas.microsoft.com/office/drawing/2017/model3d" xmlns:o="urn:schemas-microsoft-com:office:office" xmlns:oel="http://schemas.microsoft.com/office/2019/extlst" xmlns:r="http://schemas.openxmlformats.org/officeDocument/2006/relationships" xmlns:m="http://schemas.openxmlformats.org/officeDocument/2006/math" xmlns:v="urn:schemas-microsoft-com:vml" xmlns:wp14="http://schemas.microsoft.com/office/word/2010/wordprocessingDrawing" xmlns:wp="http://schemas.openxmlformats.org/drawingml/2006/wordprocessingDrawing" xmlns:w10="urn:schemas-microsoft-com:office:word" xmlns:w="http://schemas.openxmlformats.org/wordprocessingml/2006/main" xmlns:w14="http://schemas.microsoft.com/office/word/2010/wordml" xmlns:w15="http://schemas.microsoft.com/office/word/2012/wordml" xmlns:w16cex="http://schemas.microsoft.com/office/word/2018/wordml/cex" xmlns:w16cid="http://schemas.microsoft.com/office/word/2016/wordml/cid" xmlns:w16="http://schemas.microsoft.com/office/word/2018/wordml" xmlns:w16du="http://schemas.microsoft.com/office/word/2023/wordml/word16du" xmlns:w16sdtdh="http://schemas.microsoft.com/office/word/2020/wordml/sdtdatahash" xmlns:w16sdtfl="http://schemas.microsoft.com/office/word/2024/wordml/sdtformatlock" xmlns:w16se="http://schemas.microsoft.com/office/word/2015/wordml/symex" xmlns:wpg="http://schemas.microsoft.com/office/word/2010/wordprocessingGroup" xmlns:wpi="http://schemas.microsoft.com/office/word/2010/wordprocessingInk" xmlns:wne="http://schemas.microsoft.com/office/word/2006/wordml" xmlns:wps="http://schemas.microsoft.com/office/word/2010/wordprocessingShape" mc:Ignorable="w14 w15 w16se w16cid w16 w16cex w16sdtdh w16sdtfl w16du wp14">
+<w:numbering xmlns:wpc="http://schemas.microsoft.com/office/word/2010/wordprocessingCanvas" xmlns:cx="http://schemas.microsoft.com/office/drawing/2014/chartex" xmlns:mc="http://schemas.openxmlformats.org/markup-compatibility/2006" xmlns:o="urn:schemas-microsoft-com:office:office" xmlns:r="http://schemas.openxmlformats.org/officeDocument/2006/relationships" xmlns:m="http://schemas.openxmlformats.org/officeDocument/2006/math" xmlns:v="urn:schemas-microsoft-com:vml" xmlns:wp14="http://schemas.microsoft.com/office/word/2010/wordprocessingDrawing" xmlns:wp="http://schemas.openxmlformats.org/drawingml/2006/wordprocessingDrawing" xmlns:w10="urn:schemas-microsoft-com:office:word" xmlns:w="http://schemas.openxmlformats.org/wordprocessingml/2006/main" xmlns:w14="http://schemas.microsoft.com/office/word/2010/wordml" xmlns:w15="http://schemas.microsoft.com/office/word/2012/wordml" xmlns:w16se="http://schemas.microsoft.com/office/word/2015/wordml/symex" xmlns:wpg="http://schemas.microsoft.com/office/word/2010/wordprocessingGroup" xmlns:wpi="http://schemas.microsoft.com/office/word/2010/wordprocessingInk" xmlns:wne="http://schemas.microsoft.com/office/word/2006/wordml" xmlns:wps="http://schemas.microsoft.com/office/word/2010/wordprocessingShape" mc:Ignorable="w14 w15 w16se wp14">
   <w:abstractNum w:abstractNumId="0" w15:restartNumberingAfterBreak="0">
     <w:nsid w:val="240D3050"/>
     <w:multiLevelType w:val="multilevel"/>
@@ -1707,26 +2301,26 @@
       </w:rPr>
     </w:lvl>
   </w:abstractNum>
-  <w:num w:numId="1" w16cid:durableId="1908876558">
+  <w:num w:numId="1">
     <w:abstractNumId w:val="2"/>
   </w:num>
-  <w:num w:numId="2" w16cid:durableId="155656368">
+  <w:num w:numId="2">
     <w:abstractNumId w:val="4"/>
   </w:num>
-  <w:num w:numId="3" w16cid:durableId="13043823">
+  <w:num w:numId="3">
     <w:abstractNumId w:val="0"/>
   </w:num>
-  <w:num w:numId="4" w16cid:durableId="201597737">
+  <w:num w:numId="4">
     <w:abstractNumId w:val="3"/>
   </w:num>
-  <w:num w:numId="5" w16cid:durableId="2014406608">
+  <w:num w:numId="5">
     <w:abstractNumId w:val="1"/>
   </w:num>
 </w:numbering>
 </file>
 
 <file path=word/styles.xml><?xml version="1.0" encoding="utf-8"?>
-<w:styles xmlns:mc="http://schemas.openxmlformats.org/markup-compatibility/2006" xmlns:r="http://schemas.openxmlformats.org/officeDocument/2006/relationships" xmlns:w="http://schemas.openxmlformats.org/wordprocessingml/2006/main" xmlns:w14="http://schemas.microsoft.com/office/word/2010/wordml" xmlns:w15="http://schemas.microsoft.com/office/word/2012/wordml" xmlns:w16cex="http://schemas.microsoft.com/office/word/2018/wordml/cex" xmlns:w16cid="http://schemas.microsoft.com/office/word/2016/wordml/cid" xmlns:w16="http://schemas.microsoft.com/office/word/2018/wordml" xmlns:w16du="http://schemas.microsoft.com/office/word/2023/wordml/word16du" xmlns:w16sdtdh="http://schemas.microsoft.com/office/word/2020/wordml/sdtdatahash" xmlns:w16sdtfl="http://schemas.microsoft.com/office/word/2024/wordml/sdtformatlock" xmlns:w16se="http://schemas.microsoft.com/office/word/2015/wordml/symex" mc:Ignorable="w14 w15 w16se w16cid w16 w16cex w16sdtdh w16sdtfl w16du">
+<w:styles xmlns:mc="http://schemas.openxmlformats.org/markup-compatibility/2006" xmlns:r="http://schemas.openxmlformats.org/officeDocument/2006/relationships" xmlns:w="http://schemas.openxmlformats.org/wordprocessingml/2006/main" xmlns:w14="http://schemas.microsoft.com/office/word/2010/wordml" xmlns:w15="http://schemas.microsoft.com/office/word/2012/wordml" xmlns:w16se="http://schemas.microsoft.com/office/word/2015/wordml/symex" mc:Ignorable="w14 w15 w16se">
   <w:docDefaults>
     <w:rPrDefault>
       <w:rPr>
@@ -1744,7 +2338,7 @@
       </w:pPr>
     </w:pPrDefault>
   </w:docDefaults>
-  <w:latentStyles w:defLockedState="0" w:defUIPriority="99" w:defSemiHidden="0" w:defUnhideWhenUsed="0" w:defQFormat="0" w:count="376">
+  <w:latentStyles w:defLockedState="0" w:defUIPriority="99" w:defSemiHidden="0" w:defUnhideWhenUsed="0" w:defQFormat="0" w:count="371">
     <w:lsdException w:name="Normal" w:uiPriority="0" w:qFormat="1"/>
     <w:lsdException w:name="heading 1" w:uiPriority="9" w:qFormat="1"/>
     <w:lsdException w:name="heading 2" w:semiHidden="1" w:uiPriority="9" w:unhideWhenUsed="1" w:qFormat="1"/>
@@ -2116,11 +2710,6 @@
     <w:lsdException w:name="List Table 5 Dark Accent 6" w:uiPriority="50"/>
     <w:lsdException w:name="List Table 6 Colorful Accent 6" w:uiPriority="51"/>
     <w:lsdException w:name="List Table 7 Colorful Accent 6" w:uiPriority="52"/>
-    <w:lsdException w:name="Mention" w:semiHidden="1" w:unhideWhenUsed="1"/>
-    <w:lsdException w:name="Smart Hyperlink" w:semiHidden="1" w:unhideWhenUsed="1"/>
-    <w:lsdException w:name="Hashtag" w:semiHidden="1" w:unhideWhenUsed="1"/>
-    <w:lsdException w:name="Unresolved Mention" w:semiHidden="1" w:unhideWhenUsed="1"/>
-    <w:lsdException w:name="Smart Link" w:semiHidden="1" w:unhideWhenUsed="1"/>
   </w:latentStyles>
   <w:style w:type="paragraph" w:default="1" w:styleId="Normal">
     <w:name w:val="Normal"/>
@@ -2328,6 +2917,7 @@
   <w:style w:type="character" w:default="1" w:styleId="DefaultParagraphFont">
     <w:name w:val="Default Paragraph Font"/>
     <w:uiPriority w:val="1"/>
+    <w:semiHidden/>
     <w:unhideWhenUsed/>
   </w:style>
   <w:style w:type="table" w:default="1" w:styleId="TableNormal">
@@ -2639,6 +3229,57 @@
       <w:smallCaps/>
       <w:color w:val="2F5496" w:themeColor="accent1" w:themeShade="BF"/>
       <w:spacing w:val="5"/>
+    </w:rPr>
+  </w:style>
+  <w:style w:type="paragraph" w:styleId="NormalWeb">
+    <w:name w:val="Normal (Web)"/>
+    <w:basedOn w:val="Normal"/>
+    <w:uiPriority w:val="99"/>
+    <w:semiHidden/>
+    <w:unhideWhenUsed/>
+    <w:rsid w:val="00E815A1"/>
+    <w:pPr>
+      <w:spacing w:before="100" w:beforeAutospacing="1" w:after="100" w:afterAutospacing="1" w:line="240" w:lineRule="auto"/>
+    </w:pPr>
+    <w:rPr>
+      <w:rFonts w:ascii="Times New Roman" w:eastAsia="Times New Roman" w:hAnsi="Times New Roman" w:cs="Times New Roman"/>
+      <w:kern w:val="0"/>
+      <w14:ligatures w14:val="none"/>
+    </w:rPr>
+  </w:style>
+  <w:style w:type="character" w:styleId="Strong">
+    <w:name w:val="Strong"/>
+    <w:basedOn w:val="DefaultParagraphFont"/>
+    <w:uiPriority w:val="22"/>
+    <w:qFormat/>
+    <w:rsid w:val="00E815A1"/>
+    <w:rPr>
+      <w:b/>
+      <w:bCs/>
+    </w:rPr>
+  </w:style>
+  <w:style w:type="character" w:styleId="Emphasis">
+    <w:name w:val="Emphasis"/>
+    <w:basedOn w:val="DefaultParagraphFont"/>
+    <w:uiPriority w:val="20"/>
+    <w:qFormat/>
+    <w:rsid w:val="00E815A1"/>
+    <w:rPr>
+      <w:i/>
+      <w:iCs/>
+    </w:rPr>
+  </w:style>
+  <w:style w:type="character" w:styleId="HTMLCode">
+    <w:name w:val="HTML Code"/>
+    <w:basedOn w:val="DefaultParagraphFont"/>
+    <w:uiPriority w:val="99"/>
+    <w:semiHidden/>
+    <w:unhideWhenUsed/>
+    <w:rsid w:val="00E71291"/>
+    <w:rPr>
+      <w:rFonts w:ascii="Courier New" w:eastAsia="Times New Roman" w:hAnsi="Courier New" w:cs="Courier New"/>
+      <w:sz w:val="20"/>
+      <w:szCs w:val="20"/>
     </w:rPr>
   </w:style>
 </w:styles>
